--- a/report/deploy_team/รายงานการติดตั้งระบบ_25-07-2026.docx
+++ b/report/deploy_team/รายงานการติดตั้งระบบ_25-07-2026.docx
@@ -29,7 +29,7 @@
         <w:t xml:space="preserve">วันที่ทำการติดตั้ง: </w:t>
       </w:r>
       <w:r>
-        <w:t>25-07-2026 เวลา 00:04:03 (เวลาประเทศไทย กรุงเทพฯ)</w:t>
+        <w:t>25-07-2026 เวลา 00:10:34 (เวลาประเทศไทย กรุงเทพฯ)</w:t>
         <w:br/>
       </w:r>
       <w:r>
@@ -84,7 +84,7 @@
     </w:p>
     <w:p>
       <w:r>
-        <w:t>- อัตราทรัพยากรก่อนติดตั้ง: CPU: 16.4% | RAM: 90.9% | พื้นที่ดิสก์: 21.0%</w:t>
+        <w:t>- อัตราทรัพยากรก่อนติดตั้ง: CPU: 25.2% | RAM: 88.6% | พื้นที่ดิสก์: 21.0%</w:t>
       </w:r>
     </w:p>
     <w:p>
@@ -115,7 +115,7 @@
     </w:p>
     <w:p>
       <w:r>
-        <w:t>- อัตราทรัพยากรหลังติดตั้ง: CPU: 16.4% | RAM: 90.9% | พื้นที่ดิสก์: 21.0%</w:t>
+        <w:t>- อัตราทรัพยากรหลังติดตั้ง: CPU: 25.2% | RAM: 88.6% | พื้นที่ดิสก์: 21.0%</w:t>
       </w:r>
     </w:p>
     <w:p>

--- a/report/deploy_team/รายงานการติดตั้งระบบ_25-07-2026.docx
+++ b/report/deploy_team/รายงานการติดตั้งระบบ_25-07-2026.docx
@@ -29,7 +29,7 @@
         <w:t xml:space="preserve">วันที่ทำการติดตั้ง: </w:t>
       </w:r>
       <w:r>
-        <w:t>25-07-2026 เวลา 00:10:34 (เวลาประเทศไทย กรุงเทพฯ)</w:t>
+        <w:t>25-07-2026 เวลา 00:11:38 (เวลาประเทศไทย กรุงเทพฯ)</w:t>
         <w:br/>
       </w:r>
       <w:r>
@@ -84,7 +84,7 @@
     </w:p>
     <w:p>
       <w:r>
-        <w:t>- อัตราทรัพยากรก่อนติดตั้ง: CPU: 25.2% | RAM: 88.6% | พื้นที่ดิสก์: 21.0%</w:t>
+        <w:t>- อัตราทรัพยากรก่อนติดตั้ง: CPU: 2.2% | RAM: 87.6% | พื้นที่ดิสก์: 21.0%</w:t>
       </w:r>
     </w:p>
     <w:p>
@@ -115,7 +115,7 @@
     </w:p>
     <w:p>
       <w:r>
-        <w:t>- อัตราทรัพยากรหลังติดตั้ง: CPU: 25.2% | RAM: 88.6% | พื้นที่ดิสก์: 21.0%</w:t>
+        <w:t>- อัตราทรัพยากรหลังติดตั้ง: CPU: 2.2% | RAM: 87.6% | พื้นที่ดิสก์: 21.0%</w:t>
       </w:r>
     </w:p>
     <w:p>

--- a/report/deploy_team/รายงานการติดตั้งระบบ_25-07-2026.docx
+++ b/report/deploy_team/รายงานการติดตั้งระบบ_25-07-2026.docx
@@ -29,7 +29,7 @@
         <w:t xml:space="preserve">วันที่ทำการติดตั้ง: </w:t>
       </w:r>
       <w:r>
-        <w:t>25-07-2026 เวลา 00:11:38 (เวลาประเทศไทย กรุงเทพฯ)</w:t>
+        <w:t>25-07-2026 เวลา 00:16:04 (เวลาประเทศไทย กรุงเทพฯ)</w:t>
         <w:br/>
       </w:r>
       <w:r>
@@ -84,7 +84,7 @@
     </w:p>
     <w:p>
       <w:r>
-        <w:t>- อัตราทรัพยากรก่อนติดตั้ง: CPU: 2.2% | RAM: 87.6% | พื้นที่ดิสก์: 21.0%</w:t>
+        <w:t>- อัตราทรัพยากรก่อนติดตั้ง: CPU: 7.1% | RAM: 89.8% | พื้นที่ดิสก์: 21.0%</w:t>
       </w:r>
     </w:p>
     <w:p>
@@ -115,7 +115,7 @@
     </w:p>
     <w:p>
       <w:r>
-        <w:t>- อัตราทรัพยากรหลังติดตั้ง: CPU: 2.2% | RAM: 87.6% | พื้นที่ดิสก์: 21.0%</w:t>
+        <w:t>- อัตราทรัพยากรหลังติดตั้ง: CPU: 7.1% | RAM: 89.8% | พื้นที่ดิสก์: 21.0%</w:t>
       </w:r>
     </w:p>
     <w:p>

--- a/report/deploy_team/รายงานการติดตั้งระบบ_25-07-2026.docx
+++ b/report/deploy_team/รายงานการติดตั้งระบบ_25-07-2026.docx
@@ -29,7 +29,7 @@
         <w:t xml:space="preserve">วันที่ทำการติดตั้ง: </w:t>
       </w:r>
       <w:r>
-        <w:t>25-07-2026 เวลา 00:16:04 (เวลาประเทศไทย กรุงเทพฯ)</w:t>
+        <w:t>25-07-2026 เวลา 00:18:33 (เวลาประเทศไทย กรุงเทพฯ)</w:t>
         <w:br/>
       </w:r>
       <w:r>
@@ -84,7 +84,7 @@
     </w:p>
     <w:p>
       <w:r>
-        <w:t>- อัตราทรัพยากรก่อนติดตั้ง: CPU: 7.1% | RAM: 89.8% | พื้นที่ดิสก์: 21.0%</w:t>
+        <w:t>- อัตราทรัพยากรก่อนติดตั้ง: CPU: 27.6% | RAM: 89.9% | พื้นที่ดิสก์: 21.0%</w:t>
       </w:r>
     </w:p>
     <w:p>
@@ -115,7 +115,7 @@
     </w:p>
     <w:p>
       <w:r>
-        <w:t>- อัตราทรัพยากรหลังติดตั้ง: CPU: 7.1% | RAM: 89.8% | พื้นที่ดิสก์: 21.0%</w:t>
+        <w:t>- อัตราทรัพยากรหลังติดตั้ง: CPU: 27.6% | RAM: 89.9% | พื้นที่ดิสก์: 21.0%</w:t>
       </w:r>
     </w:p>
     <w:p>

--- a/report/deploy_team/รายงานการติดตั้งระบบ_25-07-2026.docx
+++ b/report/deploy_team/รายงานการติดตั้งระบบ_25-07-2026.docx
@@ -29,7 +29,7 @@
         <w:t xml:space="preserve">วันที่ทำการติดตั้ง: </w:t>
       </w:r>
       <w:r>
-        <w:t>25-07-2026 เวลา 00:18:33 (เวลาประเทศไทย กรุงเทพฯ)</w:t>
+        <w:t>25-07-2026 เวลา 00:28:57 (เวลาประเทศไทย กรุงเทพฯ)</w:t>
         <w:br/>
       </w:r>
       <w:r>
@@ -84,7 +84,7 @@
     </w:p>
     <w:p>
       <w:r>
-        <w:t>- อัตราทรัพยากรก่อนติดตั้ง: CPU: 27.6% | RAM: 89.9% | พื้นที่ดิสก์: 21.0%</w:t>
+        <w:t>- อัตราทรัพยากรก่อนติดตั้ง: CPU: 49.2% | RAM: 88.9% | พื้นที่ดิสก์: 21.0%</w:t>
       </w:r>
     </w:p>
     <w:p>
@@ -115,7 +115,7 @@
     </w:p>
     <w:p>
       <w:r>
-        <w:t>- อัตราทรัพยากรหลังติดตั้ง: CPU: 27.6% | RAM: 89.9% | พื้นที่ดิสก์: 21.0%</w:t>
+        <w:t>- อัตราทรัพยากรหลังติดตั้ง: CPU: 49.2% | RAM: 88.9% | พื้นที่ดิสก์: 21.0%</w:t>
       </w:r>
     </w:p>
     <w:p>
